--- a/Datenschutzerkläung_Daniel_Weber_Deutsch.docx
+++ b/Datenschutzerkläung_Daniel_Weber_Deutsch.docx
@@ -29,16 +29,7 @@
           <w:sz w:val="24"/>
           <w:szCs w:val="24"/>
         </w:rPr>
-        <w:t xml:space="preserve"> </w:t>
-      </w:r>
-      <w:r>
-        <w:rPr>
-          <w:b/>
-          <w:bCs/>
-          <w:sz w:val="24"/>
-          <w:szCs w:val="24"/>
-        </w:rPr>
-        <w:t>Daniel Weber</w:t>
+        <w:t xml:space="preserve"> Daniel Weber</w:t>
       </w:r>
     </w:p>
     <w:p>
@@ -82,13 +73,7 @@
         <w:spacing w:after="0"/>
       </w:pPr>
       <w:r>
-        <w:t xml:space="preserve">(2) Verantwortlicher gem. Art. 4 Abs. 7 EU-Datenschutz-Grundverordnung (DSGVO) ist </w:t>
-      </w:r>
-      <w:r>
-        <w:t>Herr Daniel Weber, Arndtstraße 8, 52064 Aachen, webmaster@danielcweber.net</w:t>
-      </w:r>
-      <w:r>
-        <w:t>.</w:t>
+        <w:t>(2) Verantwortlicher gem. Art. 4 Abs. 7 EU-Datenschutz-Grundverordnung (DSGVO) ist Herr Daniel Weber, Arndtstraße 8, 52064 Aachen, webmaster@danielcweber.net.</w:t>
       </w:r>
     </w:p>
     <w:p>
@@ -346,10 +331,7 @@
         <w:spacing w:after="0"/>
       </w:pPr>
       <w:r>
-        <w:t xml:space="preserve">(2) </w:t>
-      </w:r>
-      <w:r>
-        <w:t xml:space="preserve">Unsere Webseite verwendet weder Cookies noch Tracker. Sollte sich dies durch eine Veränderung durch den Hoster ändern, werden wir Sie hier darüber informieren. </w:t>
+        <w:t xml:space="preserve">(2) Unsere Webseite verwendet weder Cookies noch Tracker. Sollte sich dies durch eine Veränderung durch den Hoster ändern, werden wir Sie hier darüber informieren. </w:t>
       </w:r>
     </w:p>
     <w:p>
@@ -577,13 +559,7 @@
         <w:spacing w:after="0"/>
       </w:pPr>
       <w:r>
-        <w:t>(</w:t>
-      </w:r>
-      <w:r>
-        <w:t>2</w:t>
-      </w:r>
-      <w:r>
-        <w:t xml:space="preserve">) Einsatz von </w:t>
+        <w:t xml:space="preserve">(2) Einsatz von </w:t>
       </w:r>
       <w:proofErr w:type="spellStart"/>
       <w:r>
@@ -604,18 +580,13 @@
         <w:spacing w:after="0"/>
       </w:pPr>
       <w:r>
-        <w:t>(</w:t>
-      </w:r>
-      <w:r>
-        <w:t>2</w:t>
-      </w:r>
-      <w:proofErr w:type="gramStart"/>
-      <w:r>
-        <w:t>a )Wir</w:t>
-      </w:r>
-      <w:proofErr w:type="gramEnd"/>
-      <w:r>
-        <w:t xml:space="preserve"> setzen derzeit folgende </w:t>
+        <w:t>(2a)</w:t>
+      </w:r>
+      <w:r>
+        <w:t xml:space="preserve"> </w:t>
+      </w:r>
+      <w:r>
+        <w:t xml:space="preserve">Wir setzen derzeit folgende </w:t>
       </w:r>
       <w:proofErr w:type="spellStart"/>
       <w:r>
@@ -637,45 +608,38 @@
       </w:r>
       <w:proofErr w:type="spellEnd"/>
       <w:r>
-        <w:t>. Wir nutzen dabei die sog. Zwei-Klick-Lösung. Das heißt, wenn Sie unsere Seite besuchen, werden zunächst grundsätzlich keine personenbezogenen Daten an die Anbieter der Plug-ins weitergegeben. Den Anbieter des Plug-ins erkennen Sie über die Markierung auf dem Kasten über seinen Anfangsbuchstaben oder das Logo. Wir eröffnen Ihnen die Möglichkeit, über den Button direkt mit dem Anbieter des Plug-ins zu kommunizieren. Nur wenn Sie auf das markierte Feld klicken und es dadurch aktivieren, erhält der Plug-in-Anbieter die Information, dass Sie die entsprechende Website unseres Online-Angebots aufgerufen haben. Zudem werden die unter § 3 dieser Erklärung genannten Daten übermittelt. Im Fall von Facebook und Xing wird nach Angaben der jeweiligen Anbieter in Deutschland die IP-Adresse sofort nach Erhebung anonymisiert. Durch die Aktivierung des Plug-ins werden also personenbezogene Daten von Ihnen an den jeweiligen Plug-in-Anbieter übermittelt und dort (bei US-amerikanischen Anbietern in den USA) gespeichert. Da der Plug-in-Anbieter die Datenerhebung insbesondere über Cookies vornimmt, empfehlen wir Ihnen, vor dem Klick auf den ausgegrauten Kasten über die Sicherheitseinstellungen Ihres Browsers alle Cookies zu löschen.</w:t>
-      </w:r>
-    </w:p>
-    <w:p>
-      <w:pPr>
-        <w:spacing w:after="0"/>
-      </w:pPr>
-    </w:p>
-    <w:p>
-      <w:pPr>
-        <w:spacing w:after="0"/>
-      </w:pPr>
-      <w:r>
-        <w:t>(</w:t>
-      </w:r>
-      <w:r>
-        <w:t>2</w:t>
-      </w:r>
-      <w:r>
-        <w:t>b) Wir haben weder Einfluss auf die erhobenen Daten und Datenverarbeitungsvorgänge, noch sind uns der volle Umfang der Datenerhebung, die Zwecke der Verarbeitung, die Speicherfristen bekannt. Auch zur Löschung der erhobenen Daten durch den Plug-in-Anbieter liegen uns keine Informationen vor.</w:t>
-      </w:r>
-    </w:p>
-    <w:p>
-      <w:pPr>
-        <w:spacing w:after="0"/>
-      </w:pPr>
-    </w:p>
-    <w:p>
-      <w:pPr>
-        <w:spacing w:after="0"/>
-      </w:pPr>
-      <w:r>
-        <w:t>(</w:t>
-      </w:r>
-      <w:r>
-        <w:t>2</w:t>
-      </w:r>
-      <w:r>
-        <w:t xml:space="preserve">c) Der Plug-in-Anbieter speichert die über Sie erhobenen Daten als Nutzungsprofile und nutzt diese für Zwecke der Werbung, Marktforschung und/oder bedarfsgerechten Gestaltung seiner Website. Eine solche Auswertung erfolgt insbesondere (auch für nicht eingeloggte Nutzer) zur Darstellung von bedarfsgerechter Werbung und um andere Nutzer des sozialen Netzwerks über Ihre Aktivitäten auf unserer Website zu informieren. Ihnen steht ein Widerspruchsrecht gegen die Bildung dieser Nutzerprofile zu, wobei Sie sich zur Ausübung dessen an den jeweiligen Plug-in-Anbieter wenden müssen. Über die Plug-ins </w:t>
+        <w:t xml:space="preserve">. Wir nutzen dabei die sog. Zwei-Klick-Lösung. Das heißt, wenn Sie unsere Seite besuchen, werden zunächst grundsätzlich keine personenbezogenen Daten an die Anbieter der Plug-ins weitergegeben. Den Anbieter des Plug-ins erkennen Sie über die Markierung auf dem Kasten über seinen Anfangsbuchstaben oder das Logo. Wir eröffnen Ihnen die Möglichkeit, über den Button direkt mit dem Anbieter des Plug-ins zu kommunizieren. Nur wenn Sie auf das markierte Feld klicken und es dadurch aktivieren, erhält der Plug-in-Anbieter die Information, dass Sie die entsprechende Website unseres Online-Angebots aufgerufen haben. Zudem werden die unter § 3 dieser Erklärung genannten Daten übermittelt. </w:t>
+      </w:r>
+      <w:bookmarkStart w:id="0" w:name="MerkPosIDE"/>
+      <w:bookmarkEnd w:id="0"/>
+      <w:r>
+        <w:t>Durch die Aktivierung des Plug-ins werden also personenbezogene Daten von Ihnen an den jeweiligen Plug-in-Anbieter übermittelt und dort (bei US-amerikanischen Anbietern in den USA) gespeichert. Da der Plug-in-Anbieter die Datenerhebung insbesondere über Cookies vornimmt, empfehlen wir Ihnen, vor dem Klick auf den ausgegrauten Kasten über die Sicherheitseinstellungen Ihres Browsers alle Cookies zu löschen.</w:t>
+      </w:r>
+    </w:p>
+    <w:p>
+      <w:pPr>
+        <w:spacing w:after="0"/>
+      </w:pPr>
+    </w:p>
+    <w:p>
+      <w:pPr>
+        <w:spacing w:after="0"/>
+      </w:pPr>
+      <w:r>
+        <w:t>(2b) Wir haben weder Einfluss auf die erhobenen Daten und Datenverarbeitungsvorgänge, noch sind uns der volle Umfang der Datenerhebung, die Zwecke der Verarbeitung, die Speicherfristen bekannt. Auch zur Löschung der erhobenen Daten durch den Plug-in-Anbieter liegen uns keine Informationen vor.</w:t>
+      </w:r>
+    </w:p>
+    <w:p>
+      <w:pPr>
+        <w:spacing w:after="0"/>
+      </w:pPr>
+    </w:p>
+    <w:p>
+      <w:pPr>
+        <w:spacing w:after="0"/>
+      </w:pPr>
+      <w:r>
+        <w:t xml:space="preserve">(2c) Der Plug-in-Anbieter speichert die über Sie erhobenen Daten als Nutzungsprofile und nutzt diese für Zwecke der Werbung, Marktforschung und/oder bedarfsgerechten Gestaltung seiner Website. Eine solche Auswertung erfolgt insbesondere (auch für nicht eingeloggte Nutzer) zur Darstellung von bedarfsgerechter Werbung und um andere Nutzer des sozialen Netzwerks über Ihre Aktivitäten auf unserer Website zu informieren. Ihnen steht ein Widerspruchsrecht gegen die Bildung dieser Nutzerprofile zu, wobei Sie sich zur Ausübung dessen an den jeweiligen Plug-in-Anbieter wenden müssen. Über die Plug-ins </w:t>
       </w:r>
       <w:proofErr w:type="gramStart"/>
       <w:r>
@@ -708,51 +672,33 @@
         <w:spacing w:after="0"/>
       </w:pPr>
       <w:r>
-        <w:t>(</w:t>
-      </w:r>
-      <w:r>
-        <w:t>2</w:t>
-      </w:r>
-      <w:r>
-        <w:t>d) Die Datenweitergabe erfolgt unabhängig davon, ob Sie ein Konto bei dem Plug-in-Anbieter besitzen und dort eingeloggt sind. Wenn Sie bei dem Plug-in-Anbieter eingeloggt sind, werden Ihre bei uns erhobenen Daten direkt Ihrem beim Plug-in-Anbieter bestehenden Konto zugeordnet. Wenn Sie den aktivierten Button betätigen und z. B. die Seite verlinken, speichert der Plug-in-Anbieter auch diese Information in Ihrem Nutzerkonto und teilt sie Ihren Kontakten öffentlich mit. Wir empfehlen Ihnen, sich nach Nutzung eines sozialen Netzwerks regelmäßig auszuloggen, insbesondere jedoch vor Aktivierung des Buttons, da Sie so eine Zuordnung zu Ihrem Profil bei dem Plug-in-Anbieter vermeiden können.</w:t>
-      </w:r>
-    </w:p>
-    <w:p>
-      <w:pPr>
-        <w:spacing w:after="0"/>
-      </w:pPr>
-    </w:p>
-    <w:p>
-      <w:pPr>
-        <w:spacing w:after="0"/>
-      </w:pPr>
-      <w:r>
-        <w:t>(</w:t>
-      </w:r>
-      <w:r>
-        <w:t>2</w:t>
-      </w:r>
-      <w:r>
-        <w:t>e) Weitere Informationen zu Zweck und Umfang der Datenerhebung und ihrer Verarbeitung durch den Plug-in-Anbieter erhalten Sie in den im Folgenden mitgeteilten Datenschutzerklärungen dieser Anbieter. Dort erhalten Sie auch weitere Informationen zu Ihren diesbezüglichen Rechten und Einstellungsmöglichkeiten zum Schutze Ihrer Privatsphäre.</w:t>
-      </w:r>
-    </w:p>
-    <w:p>
-      <w:pPr>
-        <w:spacing w:after="0"/>
-      </w:pPr>
-    </w:p>
-    <w:p>
-      <w:pPr>
-        <w:spacing w:after="0"/>
-      </w:pPr>
-      <w:r>
-        <w:t>(</w:t>
-      </w:r>
-      <w:r>
-        <w:t>3</w:t>
-      </w:r>
-      <w:r>
-        <w:t>) Adressen der jeweiligen Plug-in-Anbieter und URL mit deren Datenschutzhinweisen:</w:t>
+        <w:t>(2d) Die Datenweitergabe erfolgt unabhängig davon, ob Sie ein Konto bei dem Plug-in-Anbieter besitzen und dort eingeloggt sind. Wenn Sie bei dem Plug-in-Anbieter eingeloggt sind, werden Ihre bei uns erhobenen Daten direkt Ihrem beim Plug-in-Anbieter bestehenden Konto zugeordnet. Wenn Sie den aktivierten Button betätigen und z. B. die Seite verlinken, speichert der Plug-in-Anbieter auch diese Information in Ihrem Nutzerkonto und teilt sie Ihren Kontakten öffentlich mit. Wir empfehlen Ihnen, sich nach Nutzung eines sozialen Netzwerks regelmäßig auszuloggen, insbesondere jedoch vor Aktivierung des Buttons, da Sie so eine Zuordnung zu Ihrem Profil bei dem Plug-in-Anbieter vermeiden können.</w:t>
+      </w:r>
+    </w:p>
+    <w:p>
+      <w:pPr>
+        <w:spacing w:after="0"/>
+      </w:pPr>
+    </w:p>
+    <w:p>
+      <w:pPr>
+        <w:spacing w:after="0"/>
+      </w:pPr>
+      <w:r>
+        <w:t>(2e) Weitere Informationen zu Zweck und Umfang der Datenerhebung und ihrer Verarbeitung durch den Plug-in-Anbieter erhalten Sie in den im Folgenden mitgeteilten Datenschutzerklärungen dieser Anbieter. Dort erhalten Sie auch weitere Informationen zu Ihren diesbezüglichen Rechten und Einstellungsmöglichkeiten zum Schutze Ihrer Privatsphäre.</w:t>
+      </w:r>
+    </w:p>
+    <w:p>
+      <w:pPr>
+        <w:spacing w:after="0"/>
+      </w:pPr>
+    </w:p>
+    <w:p>
+      <w:pPr>
+        <w:spacing w:after="0"/>
+      </w:pPr>
+      <w:r>
+        <w:t>(3) Adressen der jeweiligen Plug-in-Anbieter und URL mit deren Datenschutzhinweisen:</w:t>
       </w:r>
     </w:p>
     <w:p>
@@ -811,6 +757,9 @@
     <w:p>
       <w:pPr>
         <w:spacing w:after="0"/>
+        <w:rPr>
+          <w:lang w:val="en-US"/>
+        </w:rPr>
       </w:pPr>
       <w:r>
         <w:rPr>
@@ -834,14 +783,29 @@
     <w:p>
       <w:pPr>
         <w:spacing w:after="0"/>
-      </w:pPr>
-    </w:p>
-    <w:p>
-      <w:pPr>
-        <w:spacing w:after="0"/>
-      </w:pPr>
-      <w:r>
-        <w:t xml:space="preserve">(4) Diese Webseite wurde über GitHub unter Verwendung der </w:t>
+        <w:rPr>
+          <w:lang w:val="en-US"/>
+        </w:rPr>
+      </w:pPr>
+    </w:p>
+    <w:p>
+      <w:pPr>
+        <w:spacing w:after="0"/>
+      </w:pPr>
+      <w:r>
+        <w:t>(4) Diese Webseite wurde über GitHub</w:t>
+      </w:r>
+      <w:r>
+        <w:t xml:space="preserve"> (Datenschutzerklärung: </w:t>
+      </w:r>
+      <w:r>
+        <w:t>https://docs.github.com/en/free-pro-team@latest/github/site-policy/github-privacy-statement</w:t>
+      </w:r>
+      <w:r>
+        <w:t>)</w:t>
+      </w:r>
+      <w:r>
+        <w:t xml:space="preserve"> unter Verwendung der </w:t>
       </w:r>
       <w:proofErr w:type="spellStart"/>
       <w:r>
@@ -923,6 +887,7 @@
         <w:spacing w:after="0"/>
       </w:pPr>
       <w:r>
+        <w:lastRenderedPageBreak/>
         <w:t>8. Drittanbieter</w:t>
       </w:r>
     </w:p>
@@ -988,8 +953,6 @@
       <w:pPr>
         <w:spacing w:after="0"/>
       </w:pPr>
-      <w:bookmarkStart w:id="0" w:name="MerkPosIDE"/>
-      <w:bookmarkEnd w:id="0"/>
     </w:p>
     <w:p/>
     <w:sectPr>
